--- a/Actividades/A3_EP_PI_V2.docx
+++ b/Actividades/A3_EP_PI_V2.docx
@@ -13,6 +13,9 @@
           <w:szCs w:val="36"/>
         </w:rPr>
       </w:pPr>
+      <w:r>
+        <w:t>\</w:t>
+      </w:r>
       <w:r>
         <w:rPr>
           <w:rFonts w:ascii="Times New Roman" w:hAnsi="Times New Roman" w:cs="Times New Roman"/>
@@ -110,19 +113,26 @@
         </w:rPr>
       </w:pPr>
       <w:r>
+        <w:rPr>
+          <w:rFonts w:ascii="Times New Roman" w:hAnsi="Times New Roman" w:cs="Times New Roman"/>
+          <w:i/>
+          <w:iCs/>
+          <w:sz w:val="20"/>
+          <w:szCs w:val="20"/>
+        </w:rPr>
         <w:drawing>
-          <wp:anchor distT="0" distB="0" distL="114300" distR="114300" simplePos="0" relativeHeight="251659264" behindDoc="1" locked="0" layoutInCell="1" allowOverlap="1" wp14:anchorId="3320A02A" wp14:editId="67F98E84">
+          <wp:anchor distT="0" distB="0" distL="114300" distR="114300" simplePos="0" relativeHeight="251659264" behindDoc="1" locked="0" layoutInCell="1" allowOverlap="1" wp14:anchorId="3ABE5ED6" wp14:editId="365FA771">
             <wp:simplePos x="0" y="0"/>
             <wp:positionH relativeFrom="column">
-              <wp:posOffset>3628163</wp:posOffset>
+              <wp:posOffset>2684469</wp:posOffset>
             </wp:positionH>
             <wp:positionV relativeFrom="paragraph">
-              <wp:posOffset>17212</wp:posOffset>
+              <wp:posOffset>10079</wp:posOffset>
             </wp:positionV>
-            <wp:extent cx="2196823" cy="5484390"/>
-            <wp:effectExtent l="0" t="0" r="0" b="2540"/>
+            <wp:extent cx="3521075" cy="8258810"/>
+            <wp:effectExtent l="0" t="0" r="3175" b="8890"/>
             <wp:wrapNone/>
-            <wp:docPr id="578902689" name="Picture 1" descr="A screen shot of a computer screen&#10;&#10;AI-generated content may be incorrect."/>
+            <wp:docPr id="416810158" name="Picture 1" descr="A screen shot of a computer screen&#10;&#10;AI-generated content may be incorrect."/>
             <wp:cNvGraphicFramePr>
               <a:graphicFrameLocks xmlns:a="http://schemas.openxmlformats.org/drawingml/2006/main" noChangeAspect="1"/>
             </wp:cNvGraphicFramePr>
@@ -130,7 +140,7 @@
               <a:graphicData uri="http://schemas.openxmlformats.org/drawingml/2006/picture">
                 <pic:pic xmlns:pic="http://schemas.openxmlformats.org/drawingml/2006/picture">
                   <pic:nvPicPr>
-                    <pic:cNvPr id="578902689" name="Picture 1" descr="A screen shot of a computer screen&#10;&#10;AI-generated content may be incorrect."/>
+                    <pic:cNvPr id="416810158" name="Picture 1" descr="A screen shot of a computer screen&#10;&#10;AI-generated content may be incorrect."/>
                     <pic:cNvPicPr/>
                   </pic:nvPicPr>
                   <pic:blipFill>
@@ -148,7 +158,240 @@
                   <pic:spPr>
                     <a:xfrm>
                       <a:off x="0" y="0"/>
-                      <a:ext cx="2196823" cy="5484390"/>
+                      <a:ext cx="3521075" cy="8258810"/>
+                    </a:xfrm>
+                    <a:prstGeom prst="rect">
+                      <a:avLst/>
+                    </a:prstGeom>
+                  </pic:spPr>
+                </pic:pic>
+              </a:graphicData>
+            </a:graphic>
+          </wp:anchor>
+        </w:drawing>
+      </w:r>
+      <w:r>
+        <w:rPr>
+          <w:rFonts w:ascii="Times New Roman" w:hAnsi="Times New Roman" w:cs="Times New Roman"/>
+          <w:i/>
+          <w:iCs/>
+          <w:sz w:val="20"/>
+          <w:szCs w:val="20"/>
+        </w:rPr>
+        <w:drawing>
+          <wp:anchor distT="0" distB="0" distL="114300" distR="114300" simplePos="0" relativeHeight="251658240" behindDoc="1" locked="0" layoutInCell="1" allowOverlap="1" wp14:anchorId="378EDFFE" wp14:editId="23E8D5D2">
+            <wp:simplePos x="0" y="0"/>
+            <wp:positionH relativeFrom="column">
+              <wp:posOffset>-165969</wp:posOffset>
+            </wp:positionH>
+            <wp:positionV relativeFrom="paragraph">
+              <wp:posOffset>10428</wp:posOffset>
+            </wp:positionV>
+            <wp:extent cx="2293620" cy="8258810"/>
+            <wp:effectExtent l="0" t="0" r="0" b="8890"/>
+            <wp:wrapNone/>
+            <wp:docPr id="904310760" name="Picture 1" descr="A screen shot of a computer screen&#10;&#10;AI-generated content may be incorrect."/>
+            <wp:cNvGraphicFramePr>
+              <a:graphicFrameLocks xmlns:a="http://schemas.openxmlformats.org/drawingml/2006/main" noChangeAspect="1"/>
+            </wp:cNvGraphicFramePr>
+            <a:graphic xmlns:a="http://schemas.openxmlformats.org/drawingml/2006/main">
+              <a:graphicData uri="http://schemas.openxmlformats.org/drawingml/2006/picture">
+                <pic:pic xmlns:pic="http://schemas.openxmlformats.org/drawingml/2006/picture">
+                  <pic:nvPicPr>
+                    <pic:cNvPr id="904310760" name="Picture 1" descr="A screen shot of a computer screen&#10;&#10;AI-generated content may be incorrect."/>
+                    <pic:cNvPicPr/>
+                  </pic:nvPicPr>
+                  <pic:blipFill>
+                    <a:blip r:embed="rId7" cstate="print">
+                      <a:extLst>
+                        <a:ext uri="{28A0092B-C50C-407E-A947-70E740481C1C}">
+                          <a14:useLocalDpi xmlns:a14="http://schemas.microsoft.com/office/drawing/2010/main" val="0"/>
+                        </a:ext>
+                      </a:extLst>
+                    </a:blip>
+                    <a:stretch>
+                      <a:fillRect/>
+                    </a:stretch>
+                  </pic:blipFill>
+                  <pic:spPr>
+                    <a:xfrm>
+                      <a:off x="0" y="0"/>
+                      <a:ext cx="2293620" cy="8258810"/>
+                    </a:xfrm>
+                    <a:prstGeom prst="rect">
+                      <a:avLst/>
+                    </a:prstGeom>
+                  </pic:spPr>
+                </pic:pic>
+              </a:graphicData>
+            </a:graphic>
+          </wp:anchor>
+        </w:drawing>
+      </w:r>
+    </w:p>
+    <w:p>
+      <w:pPr>
+        <w:jc w:val="both"/>
+        <w:rPr>
+          <w:rFonts w:ascii="Times New Roman" w:hAnsi="Times New Roman" w:cs="Times New Roman"/>
+          <w:i/>
+          <w:iCs/>
+          <w:sz w:val="20"/>
+          <w:szCs w:val="20"/>
+        </w:rPr>
+      </w:pPr>
+    </w:p>
+    <w:p>
+      <w:pPr>
+        <w:keepNext/>
+      </w:pPr>
+    </w:p>
+    <w:p>
+      <w:pPr>
+        <w:keepNext/>
+      </w:pPr>
+    </w:p>
+    <w:p>
+      <w:pPr>
+        <w:keepNext/>
+      </w:pPr>
+    </w:p>
+    <w:p>
+      <w:pPr>
+        <w:keepNext/>
+      </w:pPr>
+    </w:p>
+    <w:p>
+      <w:pPr>
+        <w:keepNext/>
+      </w:pPr>
+    </w:p>
+    <w:p>
+      <w:pPr>
+        <w:keepNext/>
+      </w:pPr>
+    </w:p>
+    <w:p>
+      <w:pPr>
+        <w:keepNext/>
+      </w:pPr>
+    </w:p>
+    <w:p>
+      <w:pPr>
+        <w:keepNext/>
+      </w:pPr>
+    </w:p>
+    <w:p>
+      <w:pPr>
+        <w:keepNext/>
+      </w:pPr>
+    </w:p>
+    <w:p>
+      <w:pPr>
+        <w:keepNext/>
+      </w:pPr>
+    </w:p>
+    <w:p>
+      <w:pPr>
+        <w:keepNext/>
+      </w:pPr>
+    </w:p>
+    <w:p>
+      <w:pPr>
+        <w:keepNext/>
+      </w:pPr>
+    </w:p>
+    <w:p>
+      <w:pPr>
+        <w:keepNext/>
+      </w:pPr>
+    </w:p>
+    <w:p>
+      <w:pPr>
+        <w:keepNext/>
+      </w:pPr>
+    </w:p>
+    <w:p>
+      <w:pPr>
+        <w:keepNext/>
+      </w:pPr>
+    </w:p>
+    <w:p>
+      <w:pPr>
+        <w:keepNext/>
+      </w:pPr>
+    </w:p>
+    <w:p>
+      <w:pPr>
+        <w:keepNext/>
+      </w:pPr>
+    </w:p>
+    <w:p>
+      <w:pPr>
+        <w:pStyle w:val="Caption"/>
+        <w:jc w:val="center"/>
+        <w:rPr>
+          <w:rFonts w:ascii="Times New Roman" w:hAnsi="Times New Roman" w:cs="Times New Roman"/>
+          <w:sz w:val="24"/>
+          <w:szCs w:val="24"/>
+        </w:rPr>
+      </w:pPr>
+    </w:p>
+    <w:p/>
+    <w:p/>
+    <w:p/>
+    <w:p/>
+    <w:p/>
+    <w:p/>
+    <w:p>
+      <w:r>
+        <w:rPr>
+          <w:rFonts w:ascii="Times New Roman" w:hAnsi="Times New Roman" w:cs="Times New Roman"/>
+          <w:i/>
+          <w:iCs/>
+          <w:sz w:val="20"/>
+          <w:szCs w:val="20"/>
+        </w:rPr>
+        <w:lastRenderedPageBreak/>
+        <w:drawing>
+          <wp:anchor distT="0" distB="0" distL="114300" distR="114300" simplePos="0" relativeHeight="251660288" behindDoc="1" locked="0" layoutInCell="1" allowOverlap="1" wp14:anchorId="5BA7AF94" wp14:editId="46F79A57">
+            <wp:simplePos x="0" y="0"/>
+            <wp:positionH relativeFrom="column">
+              <wp:posOffset>-297180</wp:posOffset>
+            </wp:positionH>
+            <wp:positionV relativeFrom="paragraph">
+              <wp:posOffset>-441960</wp:posOffset>
+            </wp:positionV>
+            <wp:extent cx="2418282" cy="6329680"/>
+            <wp:effectExtent l="0" t="0" r="1270" b="0"/>
+            <wp:wrapNone/>
+            <wp:docPr id="248442848" name="Picture 1" descr="A screen shot of a computer screen&#10;&#10;AI-generated content may be incorrect."/>
+            <wp:cNvGraphicFramePr>
+              <a:graphicFrameLocks xmlns:a="http://schemas.openxmlformats.org/drawingml/2006/main" noChangeAspect="1"/>
+            </wp:cNvGraphicFramePr>
+            <a:graphic xmlns:a="http://schemas.openxmlformats.org/drawingml/2006/main">
+              <a:graphicData uri="http://schemas.openxmlformats.org/drawingml/2006/picture">
+                <pic:pic xmlns:pic="http://schemas.openxmlformats.org/drawingml/2006/picture">
+                  <pic:nvPicPr>
+                    <pic:cNvPr id="248442848" name="Picture 1" descr="A screen shot of a computer screen&#10;&#10;AI-generated content may be incorrect."/>
+                    <pic:cNvPicPr/>
+                  </pic:nvPicPr>
+                  <pic:blipFill>
+                    <a:blip r:embed="rId8" cstate="print">
+                      <a:extLst>
+                        <a:ext uri="{28A0092B-C50C-407E-A947-70E740481C1C}">
+                          <a14:useLocalDpi xmlns:a14="http://schemas.microsoft.com/office/drawing/2010/main" val="0"/>
+                        </a:ext>
+                      </a:extLst>
+                    </a:blip>
+                    <a:stretch>
+                      <a:fillRect/>
+                    </a:stretch>
+                  </pic:blipFill>
+                  <pic:spPr>
+                    <a:xfrm>
+                      <a:off x="0" y="0"/>
+                      <a:ext cx="2418282" cy="6329680"/>
                     </a:xfrm>
                     <a:prstGeom prst="rect">
                       <a:avLst/>
@@ -166,179 +409,28 @@
           </wp:anchor>
         </w:drawing>
       </w:r>
-      <w:r>
-        <w:rPr>
-          <w:rFonts w:ascii="Times New Roman" w:hAnsi="Times New Roman" w:cs="Times New Roman"/>
-          <w:i/>
-          <w:iCs/>
-          <w:sz w:val="20"/>
-          <w:szCs w:val="20"/>
-        </w:rPr>
-        <w:drawing>
-          <wp:anchor distT="0" distB="0" distL="114300" distR="114300" simplePos="0" relativeHeight="251658240" behindDoc="1" locked="0" layoutInCell="1" allowOverlap="1" wp14:anchorId="13AC5419" wp14:editId="1F570222">
-            <wp:simplePos x="0" y="0"/>
-            <wp:positionH relativeFrom="column">
-              <wp:posOffset>-1962</wp:posOffset>
-            </wp:positionH>
-            <wp:positionV relativeFrom="paragraph">
-              <wp:posOffset>4170</wp:posOffset>
-            </wp:positionV>
-            <wp:extent cx="3130128" cy="5336275"/>
-            <wp:effectExtent l="0" t="0" r="0" b="0"/>
-            <wp:wrapNone/>
-            <wp:docPr id="1392861074" name="Picture 1" descr="A screenshot of a computer program&#10;&#10;AI-generated content may be incorrect."/>
-            <wp:cNvGraphicFramePr>
-              <a:graphicFrameLocks xmlns:a="http://schemas.openxmlformats.org/drawingml/2006/main" noChangeAspect="1"/>
-            </wp:cNvGraphicFramePr>
-            <a:graphic xmlns:a="http://schemas.openxmlformats.org/drawingml/2006/main">
-              <a:graphicData uri="http://schemas.openxmlformats.org/drawingml/2006/picture">
-                <pic:pic xmlns:pic="http://schemas.openxmlformats.org/drawingml/2006/picture">
-                  <pic:nvPicPr>
-                    <pic:cNvPr id="1392861074" name="Picture 1" descr="A screenshot of a computer program&#10;&#10;AI-generated content may be incorrect."/>
-                    <pic:cNvPicPr/>
-                  </pic:nvPicPr>
-                  <pic:blipFill>
-                    <a:blip r:embed="rId7" cstate="print">
-                      <a:extLst>
-                        <a:ext uri="{28A0092B-C50C-407E-A947-70E740481C1C}">
-                          <a14:useLocalDpi xmlns:a14="http://schemas.microsoft.com/office/drawing/2010/main" val="0"/>
-                        </a:ext>
-                      </a:extLst>
-                    </a:blip>
-                    <a:stretch>
-                      <a:fillRect/>
-                    </a:stretch>
-                  </pic:blipFill>
-                  <pic:spPr>
-                    <a:xfrm>
-                      <a:off x="0" y="0"/>
-                      <a:ext cx="3130128" cy="5336275"/>
-                    </a:xfrm>
-                    <a:prstGeom prst="rect">
-                      <a:avLst/>
-                    </a:prstGeom>
-                  </pic:spPr>
-                </pic:pic>
-              </a:graphicData>
-            </a:graphic>
-          </wp:anchor>
-        </w:drawing>
-      </w:r>
-    </w:p>
-    <w:p>
-      <w:pPr>
-        <w:keepNext/>
-      </w:pPr>
-    </w:p>
-    <w:p>
-      <w:pPr>
-        <w:keepNext/>
-      </w:pPr>
-      <w:r>
-        <w:t>}</w:t>
-      </w:r>
-    </w:p>
-    <w:p>
-      <w:pPr>
-        <w:keepNext/>
-      </w:pPr>
-    </w:p>
-    <w:p>
-      <w:pPr>
-        <w:keepNext/>
-      </w:pPr>
-    </w:p>
-    <w:p>
-      <w:pPr>
-        <w:keepNext/>
-      </w:pPr>
-    </w:p>
-    <w:p>
-      <w:pPr>
-        <w:keepNext/>
-      </w:pPr>
-    </w:p>
-    <w:p>
-      <w:pPr>
-        <w:keepNext/>
-      </w:pPr>
-    </w:p>
-    <w:p>
-      <w:pPr>
-        <w:keepNext/>
-      </w:pPr>
-    </w:p>
-    <w:p>
-      <w:pPr>
-        <w:keepNext/>
-      </w:pPr>
-    </w:p>
-    <w:p>
-      <w:pPr>
-        <w:keepNext/>
-      </w:pPr>
-    </w:p>
-    <w:p>
-      <w:pPr>
-        <w:keepNext/>
-      </w:pPr>
-    </w:p>
-    <w:p>
-      <w:pPr>
-        <w:keepNext/>
-      </w:pPr>
-    </w:p>
-    <w:p>
-      <w:pPr>
-        <w:keepNext/>
-      </w:pPr>
-    </w:p>
-    <w:p>
-      <w:pPr>
-        <w:keepNext/>
-      </w:pPr>
-    </w:p>
-    <w:p>
-      <w:pPr>
-        <w:keepNext/>
-      </w:pPr>
-    </w:p>
-    <w:p>
-      <w:pPr>
-        <w:keepNext/>
-      </w:pPr>
-    </w:p>
-    <w:p>
-      <w:pPr>
-        <w:keepNext/>
-      </w:pPr>
-    </w:p>
-    <w:p>
-      <w:pPr>
-        <w:keepNext/>
-      </w:pPr>
-    </w:p>
-    <w:p>
-      <w:pPr>
-        <w:keepNext/>
-      </w:pPr>
-    </w:p>
-    <w:p>
-      <w:pPr>
-        <w:keepNext/>
-      </w:pPr>
-    </w:p>
-    <w:p>
-      <w:pPr>
-        <w:pStyle w:val="Caption"/>
-        <w:jc w:val="center"/>
-        <w:rPr>
-          <w:rFonts w:ascii="Times New Roman" w:hAnsi="Times New Roman" w:cs="Times New Roman"/>
-          <w:sz w:val="24"/>
-          <w:szCs w:val="24"/>
-        </w:rPr>
-      </w:pPr>
-    </w:p>
+    </w:p>
+    <w:p/>
+    <w:p/>
+    <w:p/>
+    <w:p/>
+    <w:p/>
+    <w:p/>
+    <w:p/>
+    <w:p/>
+    <w:p/>
+    <w:p/>
+    <w:p/>
+    <w:p/>
+    <w:p/>
+    <w:p/>
+    <w:p/>
+    <w:p/>
+    <w:p/>
+    <w:p/>
+    <w:p/>
+    <w:p/>
+    <w:p/>
     <w:tbl>
       <w:tblPr>
         <w:tblStyle w:val="TableGrid"/>
@@ -553,7 +645,7 @@
                 <w:sz w:val="16"/>
                 <w:szCs w:val="16"/>
               </w:rPr>
-              <w:t>Clave del sistema</w:t>
+              <w:t>APP-SCAN-001</w:t>
             </w:r>
           </w:p>
         </w:tc>
@@ -580,7 +672,7 @@
                 <w:sz w:val="16"/>
                 <w:szCs w:val="16"/>
               </w:rPr>
-              <w:t>Fecha en las que se realizó este documento</w:t>
+              <w:t>12/1/2025</w:t>
             </w:r>
           </w:p>
         </w:tc>
@@ -607,27 +699,7 @@
                 <w:sz w:val="16"/>
                 <w:szCs w:val="16"/>
               </w:rPr>
-              <w:t>Versi</w:t>
-            </w:r>
-            <w:r>
-              <w:rPr>
-                <w:rFonts w:ascii="Times New Roman" w:hAnsi="Times New Roman" w:cs="Times New Roman"/>
-                <w:i/>
-                <w:iCs/>
-                <w:sz w:val="16"/>
-                <w:szCs w:val="16"/>
-              </w:rPr>
-              <w:t>ó</w:t>
-            </w:r>
-            <w:r>
-              <w:rPr>
-                <w:rFonts w:ascii="Times New Roman" w:hAnsi="Times New Roman" w:cs="Times New Roman"/>
-                <w:i/>
-                <w:iCs/>
-                <w:sz w:val="16"/>
-                <w:szCs w:val="16"/>
-              </w:rPr>
-              <w:t>n de documento</w:t>
+              <w:t>1.0</w:t>
             </w:r>
           </w:p>
         </w:tc>
@@ -654,27 +726,7 @@
                 <w:sz w:val="16"/>
                 <w:szCs w:val="16"/>
               </w:rPr>
-              <w:t>Quien elabor</w:t>
-            </w:r>
-            <w:r>
-              <w:rPr>
-                <w:rFonts w:ascii="Times New Roman" w:hAnsi="Times New Roman" w:cs="Times New Roman"/>
-                <w:i/>
-                <w:iCs/>
-                <w:sz w:val="16"/>
-                <w:szCs w:val="16"/>
-              </w:rPr>
-              <w:t>ó</w:t>
-            </w:r>
-            <w:r>
-              <w:rPr>
-                <w:rFonts w:ascii="Times New Roman" w:hAnsi="Times New Roman" w:cs="Times New Roman"/>
-                <w:i/>
-                <w:iCs/>
-                <w:sz w:val="16"/>
-                <w:szCs w:val="16"/>
-              </w:rPr>
-              <w:t xml:space="preserve"> el documento</w:t>
+              <w:t>Dante Alegria</w:t>
             </w:r>
           </w:p>
         </w:tc>
@@ -702,8 +754,9 @@
                 <w:sz w:val="16"/>
                 <w:szCs w:val="16"/>
               </w:rPr>
-              <w:t>Quien revis</w:t>
+              <w:t xml:space="preserve">Andrea Margarita </w:t>
             </w:r>
+            <w:proofErr w:type="spellStart"/>
             <w:r>
               <w:rPr>
                 <w:rFonts w:ascii="Times New Roman" w:hAnsi="Times New Roman" w:cs="Times New Roman"/>
@@ -712,8 +765,9 @@
                 <w:sz w:val="16"/>
                 <w:szCs w:val="16"/>
               </w:rPr>
-              <w:t>ó</w:t>
+              <w:t>Balandran</w:t>
             </w:r>
+            <w:proofErr w:type="spellEnd"/>
             <w:r>
               <w:rPr>
                 <w:rFonts w:ascii="Times New Roman" w:hAnsi="Times New Roman" w:cs="Times New Roman"/>
@@ -722,8 +776,20 @@
                 <w:sz w:val="16"/>
                 <w:szCs w:val="16"/>
               </w:rPr>
-              <w:t xml:space="preserve"> el documento</w:t>
+              <w:t xml:space="preserve"> </w:t>
             </w:r>
+            <w:proofErr w:type="spellStart"/>
+            <w:r>
+              <w:rPr>
+                <w:rFonts w:ascii="Times New Roman" w:hAnsi="Times New Roman" w:cs="Times New Roman"/>
+                <w:i/>
+                <w:iCs/>
+                <w:sz w:val="16"/>
+                <w:szCs w:val="16"/>
+              </w:rPr>
+              <w:t>Felix</w:t>
+            </w:r>
+            <w:proofErr w:type="spellEnd"/>
           </w:p>
         </w:tc>
       </w:tr>
